--- a/ASAtravel_student_materials/ASAtravel_Slide_Guide.docx
+++ b/ASAtravel_student_materials/ASAtravel_Slide_Guide.docx
@@ -289,7 +289,7 @@
                 <w:color w:val="1C252C"/>
                 <w:sz w:val="19"/>
               </w:rPr>
-              <w:t>40</w:t>
+              <w:t>42</w:t>
             </w:r>
           </w:p>
         </w:tc>
@@ -599,7 +599,7 @@
                 <w:color w:val="5F6B73"/>
                 <w:sz w:val="19"/>
               </w:rPr>
-              <w:t>Slides 1-40</w:t>
+              <w:t>Slides 1-42</w:t>
             </w:r>
           </w:p>
         </w:tc>
@@ -684,13 +684,7 @@
         <w:ind w:left="72" w:firstLine="0"/>
       </w:pPr>
       <w:r>
-        <w:rPr>
-          <w:rFonts w:ascii="Liberation Sans" w:hAnsi="Liberation Sans"/>
-          <w:b w:val="0"/>
-          <w:color w:val="1C252C"/>
-          <w:sz w:val="20"/>
-        </w:rPr>
-        <w:t>• Classification with the glioma data (Slides 29-33)</w:t>
+        <w:t>• Classification with the glioma data (Slides 29-35)</w:t>
       </w:r>
     </w:p>
     <w:p>
@@ -701,13 +695,7 @@
         <w:ind w:left="72" w:firstLine="0"/>
       </w:pPr>
       <w:r>
-        <w:rPr>
-          <w:rFonts w:ascii="Liberation Sans" w:hAnsi="Liberation Sans"/>
-          <w:b w:val="0"/>
-          <w:color w:val="1C252C"/>
-          <w:sz w:val="20"/>
-        </w:rPr>
-        <w:t>• Survival forests with the PBC data (Slides 34-38)</w:t>
+        <w:t>• Survival forests with the PBC data (Slides 36-40)</w:t>
       </w:r>
     </w:p>
     <w:p>
@@ -718,13 +706,7 @@
         <w:ind w:left="72" w:firstLine="0"/>
       </w:pPr>
       <w:r>
-        <w:rPr>
-          <w:rFonts w:ascii="Liberation Sans" w:hAnsi="Liberation Sans"/>
-          <w:b w:val="0"/>
-          <w:color w:val="1C252C"/>
-          <w:sz w:val="20"/>
-        </w:rPr>
-        <w:t>• Closing (Slides 39-40)</w:t>
+        <w:t>• Closing (Slides 41-42)</w:t>
       </w:r>
     </w:p>
     <w:p>
@@ -895,7 +877,7 @@
         <w:spacing w:after="80"/>
       </w:pPr>
       <w:r>
-        <w:t>The central interface is rfsrc(formula, data, ntree, mtry, nodesize). The table shows that the response specification determines the statistical family: ordinary outcomes for regression or classification, Surv objects for survival and competing risks, Multivar or cbind responses for multivariate analysis, and no response for unsupervised forests. Specialized front ends such as quantreg, imbalanced, and sidClustering use the same general design.</w:t>
+        <w:t>The central interface is rfsrc(formula, data, ntree, mtry, nsplit, nodesize). The response specification determines the statistical family: ordinary outcomes for regression or classification, Surv objects for survival and competing risks, Multivar or cbind responses for multivariate analysis, and no response for unsupervised forests. Specialized front ends such as quantreg, imbalanced, and sidClustering use the same general design.</w:t>
       </w:r>
     </w:p>
     <w:p>
@@ -1173,7 +1155,7 @@
         <w:spacing w:after="80"/>
       </w:pPr>
       <w:r>
-        <w:t>The slide contrasts Meinshausen-style quantile forests with the randomForestSRC implementation. The former grows trees with MSE splitting and constructs a terminal-node conditional distribution. randomForestSRC can instead use pinball-loss-oriented splitting and a local conditional distribution estimator. The distinction is between adapting only the post-tree distribution estimate and adapting both tree construction and local estimation to quantiles.</w:t>
+        <w:t>The slide separates two choices in a quantile forest: how the trees are split and how the conditional distribution is estimated. The Meinshausen comparison uses MSE splitting and a forest-based CDF. The randomForestSRC example combines local-adaptive quantile splitting with the exchangeable method for local CDF estimation. The following code varies splitrule and method separately, keeping the distinction between tree construction and distribution estimation explicit.</w:t>
       </w:r>
     </w:p>
     <w:p>
@@ -1205,7 +1187,7 @@
         <w:spacing w:after="80"/>
       </w:pPr>
       <w:r>
-        <w:t>Three split rules are compared on the housing data: mse, quantile.regr, and the default la.quantile.regr. The quantile forest is printed and plot.quantreg displays the estimated conditional quantiles. The next slide enlarges the graphic so students can focus on how the estimated distribution changes across cases rather than only on a conditional mean.</w:t>
+        <w:t>Three fits compare the default split rule with method = "forest", MSE splitting with method = "forest", and the default split rule with method = "exchangeable". The final 250-tree fit reports OOB R-squared about 0.856, quantile-CRPS 0.07395, and pinball losses at tau = 0.1, 0.5, and 0.9. plot.quantreg requests the 5th-95th percentile interval and quantile levels 0.1 through 0.9, using the log-price range 10.5-13.6 on both axes. Slide 25 enlarges this distributional display.</w:t>
       </w:r>
     </w:p>
     <w:p>
@@ -1245,6 +1227,7 @@
         <w:pStyle w:val="Heading3"/>
         <w:keepNext/>
         <w:keepLines/>
+        <w:pageBreakBefore/>
         <w:spacing w:before="120" w:after="40"/>
       </w:pPr>
       <w:r>
@@ -1280,7 +1263,7 @@
         <w:spacing w:before="200" w:after="100"/>
       </w:pPr>
       <w:r>
-        <w:t>Classification with the glioma data (Slides 29-33)</w:t>
+        <w:t>Classification with the glioma data (Slides 29-35)</w:t>
       </w:r>
     </w:p>
     <w:p>
@@ -1344,7 +1327,7 @@
         <w:spacing w:after="80"/>
       </w:pPr>
       <w:r>
-        <w:t>The classification example uses a subset of the Ceccarelli et al. glioma data. It contains 880 tissue samples, 1,241 predictors, and seven molecular subtype labels. The table illustrates the mix of methylation probes, molecular indicators, tumor grade, age, and gender, making this a genuinely high-dimensional multiclass problem.</w:t>
+        <w:t>The classification example uses a subset of the Ceccarelli et al. glioma data, loaded with library(varPro) and data(glioma, package = "varPro"). It contains 880 tissue samples, 1,241 predictors, and seven molecular subtype labels. The table illustrates methylation probes, molecular indicators, tumor grade, age, and gender, making this a high-dimensional multiclass problem.</w:t>
       </w:r>
     </w:p>
     <w:p>
@@ -1376,7 +1359,7 @@
         <w:spacing w:after="80"/>
       </w:pPr>
       <w:r>
-        <w:t>Because the response is a factor, rfsrc automatically fits a classification forest with Gini splitting. The overall OOB misclassification rate is about 7%, but the confusion matrix shows why class-specific errors matter: common classes are predicted very well, while G-CIMP-low and LGm6-GBM have much larger errors. The slide teaches students not to reduce a multiclass result to one overall number.</w:t>
+        <w:t>A factor response makes rfsrc fit a classification forest with Gini splitting. The displayed fit uses 878 observations and has OOB misclassification 0.07289294, or about 7.29%. The confusion matrix reports both class.error and class.freq: G-CIMP-low has 25 cases and 52% error, while LGm6-GBM has 41 cases and about 51.22% error. The overall rate therefore needs to be read together with the subtype-specific errors and sample sizes.</w:t>
       </w:r>
     </w:p>
     <w:p>
@@ -1384,14 +1367,74 @@
         <w:pStyle w:val="Heading3"/>
         <w:keepNext/>
         <w:keepLines/>
-        <w:spacing w:before="120" w:after="40"/>
       </w:pPr>
       <w:r>
         <w:rPr>
           <w:b/>
           <w:color w:val="006C70"/>
         </w:rPr>
-        <w:t>Slides 32-33:</w:t>
+        <w:t>Slide 32:</w:t>
+      </w:r>
+      <w:r>
+        <w:rPr>
+          <w:b/>
+          <w:color w:val="0B2233"/>
+        </w:rPr>
+        <w:t xml:space="preserve"> Classification-metric comparison figure</w:t>
+      </w:r>
+    </w:p>
+    <w:p>
+      <w:pPr>
+        <w:keepNext w:val="0"/>
+        <w:keepLines/>
+      </w:pPr>
+      <w:r>
+        <w:t>Consult the full-slide comparison figure at this point in the glioma example. For the accompanying metric definitions and the glioma performance values, see Part II, slides 10-12.</w:t>
+      </w:r>
+    </w:p>
+    <w:p>
+      <w:pPr>
+        <w:pStyle w:val="Heading3"/>
+        <w:keepNext/>
+        <w:keepLines/>
+      </w:pPr>
+      <w:r>
+        <w:rPr>
+          <w:b/>
+          <w:color w:val="006C70"/>
+        </w:rPr>
+        <w:t>Slide 33:</w:t>
+      </w:r>
+      <w:r>
+        <w:rPr>
+          <w:b/>
+          <w:color w:val="0B2233"/>
+        </w:rPr>
+        <w:t xml:space="preserve"> Rare-class metric figure</w:t>
+      </w:r>
+    </w:p>
+    <w:p>
+      <w:pPr>
+        <w:keepNext w:val="0"/>
+        <w:keepLines/>
+      </w:pPr>
+      <w:r>
+        <w:t>Consult the full-slide rare-class illustration alongside the class frequencies and class-specific errors on slide 31. Part IV develops the related two-class imbalance example and the RFQ classification rule.</w:t>
+      </w:r>
+    </w:p>
+    <w:p>
+      <w:pPr>
+        <w:pStyle w:val="Heading3"/>
+        <w:keepNext/>
+        <w:keepLines/>
+        <w:spacing w:before="120" w:after="40"/>
+      </w:pPr>
+      <w:r>
+        <w:rPr>
+          <w:b/>
+          <w:color w:val="006C70"/>
+        </w:rPr>
+        <w:t>Slides 34-35:</w:t>
       </w:r>
       <w:r>
         <w:rPr>
@@ -1416,10 +1459,11 @@
         <w:pStyle w:val="Heading2"/>
         <w:keepNext/>
         <w:keepLines/>
+        <w:pageBreakBefore/>
         <w:spacing w:before="200" w:after="100"/>
       </w:pPr>
       <w:r>
-        <w:t>Survival forests with the PBC data (Slides 34-38)</w:t>
+        <w:t>Survival forests with the PBC data (Slides 36-40)</w:t>
       </w:r>
     </w:p>
     <w:p>
@@ -1434,7 +1478,7 @@
           <w:b/>
           <w:color w:val="006C70"/>
         </w:rPr>
-        <w:t>Slide 34:</w:t>
+        <w:t>Slide 36:</w:t>
       </w:r>
       <w:r>
         <w:rPr>
@@ -1466,7 +1510,7 @@
           <w:b/>
           <w:color w:val="006C70"/>
         </w:rPr>
-        <w:t>Slide 35:</w:t>
+        <w:t>Slide 37:</w:t>
       </w:r>
       <w:r>
         <w:rPr>
@@ -1498,7 +1542,7 @@
           <w:b/>
           <w:color w:val="006C70"/>
         </w:rPr>
-        <w:t>Slide 36:</w:t>
+        <w:t>Slide 38:</w:t>
       </w:r>
       <w:r>
         <w:rPr>
@@ -1530,7 +1574,7 @@
           <w:b/>
           <w:color w:val="006C70"/>
         </w:rPr>
-        <w:t>Slides 37-38:</w:t>
+        <w:t>Slides 39-40:</w:t>
       </w:r>
       <w:r>
         <w:rPr>
@@ -1558,7 +1602,7 @@
         <w:spacing w:before="200" w:after="100"/>
       </w:pPr>
       <w:r>
-        <w:t>Closing (Slides 39-40)</w:t>
+        <w:t>Closing (Slides 41-42)</w:t>
       </w:r>
     </w:p>
     <w:p>
@@ -1573,7 +1617,7 @@
           <w:b/>
           <w:color w:val="006C70"/>
         </w:rPr>
-        <w:t>Slide 39:</w:t>
+        <w:t>Slide 41:</w:t>
       </w:r>
       <w:r>
         <w:rPr>
@@ -1605,7 +1649,7 @@
           <w:b/>
           <w:color w:val="006C70"/>
         </w:rPr>
-        <w:t>Slide 40:</w:t>
+        <w:t>Slide 42:</w:t>
       </w:r>
       <w:r>
         <w:rPr>
@@ -2003,7 +2047,7 @@
         <w:spacing w:after="80"/>
       </w:pPr>
       <w:r>
-        <w:t>The glioma forest illustrates the difference sharply. Inbag class predictions reproduce the training labels with zero misclassification, whereas the OOB error is about 7.1%. The confusion matrix and OOB metrics therefore describe realistic predictive behavior; the perfect inbag result mainly reflects the flexibility of the trained forest.</w:t>
+        <w:t>The glioma forest illustrates the difference sharply. Inbag class predictions reproduce the training labels with zero misclassification, whereas the OOB error is 0.07289294, or about 7.29%. The direct calculation mean(o$class.oob != o$yvar) agrees with the printed OOB misclassification rate. Class frequencies beside the confusion matrix help put the subtype-specific errors in context.</w:t>
       </w:r>
     </w:p>
     <w:p>
@@ -2206,7 +2250,7 @@
         <w:spacing w:after="80"/>
       </w:pPr>
       <w:r>
-        <w:t>The glioma example reports OOB Brier score, normalized Brier score, AUC, log-loss, overall misclassification, and class-specific errors. tail(o$err.rate, 1) extracts the final tree-wise error row. The slide demonstrates that discrimination, probability accuracy, and hard classification answer different questions and need not rank models identically.</w:t>
+        <w:t>The glioma example reports OOB Brier score 0.02310, normalized Brier score 0.18863, AUC 0.99333, log-loss 0.33952, and overall misclassification 0.07289. tail(o$err.rate, 1) extracts the final overall and class-specific error row, matching the requested performance output. These summaries separate discrimination, probability accuracy, and hard classification rather than treating them as interchangeable measures.</w:t>
       </w:r>
     </w:p>
     <w:p>
@@ -2270,7 +2314,7 @@
         <w:spacing w:after="80"/>
       </w:pPr>
       <w:r>
-        <w:t>The PBC figure displays prediction performance over follow-up time rather than reducing the model to one number. The Brier curve tracks time-specific prediction error, while the AUC-t curve tracks time-specific discrimination. The slide identifies plot.brier.auc in randomForestSRC.run as the function used for the display and also points to plotBrierAUC in randomForestSRC.</w:t>
+        <w:t>The PBC example uses plotBrierAUC from randomForestSRC with the survival forest fitted on slide 9. The Brier panel is drawn with plots = "brier" and the AUC-t panel with plots = "auct"; both use xlim = c(50, 4200), and the AUC display uses ylim = c(0.6, 1). The two panels distinguish time-specific prediction error from time-specific discrimination over follow-up.</w:t>
       </w:r>
     </w:p>
     <w:p>
@@ -2537,7 +2581,7 @@
         <w:spacing w:after="80"/>
       </w:pPr>
       <w:r>
-        <w:t>The trained glioma object is restored with perf.type = "brier". The tree structure is unchanged, but the requested performance output is recomputed on the OOB ensemble using the Brier-oriented target. This demonstrates how one fitted forest can support several post-training summaries.</w:t>
+        <w:t>The glioma forest is restored with perf.type = "brier". Its tree structure and class predictions are unchanged, while the requested performance target becomes the normalized Brier score, 0.18863057 in the displayed run. The confusion matrix still gives misclassification 0.07289294. This shows how one fitted forest can support a different performance summary without growing another set of trees.</w:t>
       </w:r>
     </w:p>
     <w:p>
@@ -2577,6 +2621,7 @@
         <w:pStyle w:val="Heading2"/>
         <w:keepNext/>
         <w:keepLines/>
+        <w:pageBreakBefore/>
         <w:spacing w:before="200" w:after="100"/>
       </w:pPr>
       <w:r>
@@ -3925,6 +3970,7 @@
         <w:pStyle w:val="Heading3"/>
         <w:keepNext/>
         <w:keepLines/>
+        <w:pageBreakBefore/>
         <w:spacing w:before="120" w:after="40"/>
       </w:pPr>
       <w:r>
@@ -4640,7 +4686,7 @@
         <w:spacing w:after="80"/>
       </w:pPr>
       <w:r>
-        <w:t>The standard Gini forest classifies all 786 majority cases correctly but misses 42 of 94 minority cases. Its overall error is under 5%, yet minority class error is 44.7% and G-mean is about 0.751. This is the same masking phenomenon seen in the treatment example.</w:t>
+        <w:t>The standard Gini forest classifies all 786 majority cases correctly but misses 43 of 94 minority cases. Its overall OOB error is 4.89%, yet the minority-class error is 45.74% and G-mean is about 0.737. The high ROC AUC, about 0.989, does not eliminate the poor minority recovery under the default classification rule.</w:t>
       </w:r>
     </w:p>
     <w:p>
@@ -4672,7 +4718,7 @@
         <w:spacing w:after="80"/>
       </w:pPr>
       <w:r>
-        <w:t>The RFQ fit uses AUC splitting and the prevalence-based decision rule. In the displayed run, all 94 minority cases are recovered while 95 majority cases are labeled positive. The overall error increases, but G-mean rises to about 0.938 and PR-AUC also improves, illustrating why the chosen objective must reflect the minority-class goal.</w:t>
+        <w:t>The RFQ fit uses AUC splitting and the prevalence-based decision rule. All 94 minority cases are recovered while 95 majority cases are labeled positive. Overall error increases to about 10.80%, but G-mean rises to about 0.938 and PR-AUC is about 0.942. The comparison emphasizes the trade-off between overall classification error and recovery of the minority class.</w:t>
       </w:r>
     </w:p>
     <w:p>
@@ -5246,6 +5292,7 @@
         <w:pStyle w:val="Heading2"/>
         <w:keepNext/>
         <w:keepLines/>
+        <w:pageBreakBefore/>
         <w:spacing w:before="200" w:after="100"/>
       </w:pPr>
       <w:r>
